--- a/docs/SSU/1.SSU - Registracija i autentifikacija.docx
+++ b/docs/SSU/1.SSU - Registracija i autentifikacija.docx
@@ -268,7 +268,7 @@
           <w:szCs w:val="28"/>
           <w:lang w:val="sr-Latn-RS"/>
         </w:rPr>
-        <w:t xml:space="preserve">Projektni zadatak - </w:t>
+        <w:t>1.SSU</w:t>
       </w:r>
       <w:r>
         <w:rPr>
@@ -278,7 +278,7 @@
           <w:szCs w:val="28"/>
           <w:lang w:val="sr-Latn-RS"/>
         </w:rPr>
-        <w:t xml:space="preserve">Verzija </w:t>
+        <w:t xml:space="preserve"> - </w:t>
       </w:r>
       <w:r>
         <w:rPr>
@@ -288,12 +288,9 @@
           <w:szCs w:val="28"/>
           <w:lang w:val="sr-Latn-RS"/>
         </w:rPr>
-        <w:t>1.0</w:t>
-      </w:r>
-    </w:p>
-    <w:p>
-      <w:pPr>
-        <w:jc w:val="both"/>
+        <w:t xml:space="preserve">Verzija </w:t>
+      </w:r>
+      <w:r>
         <w:rPr>
           <w:rFonts w:ascii="Space Grotesk" w:hAnsi="Space Grotesk"/>
           <w:color w:val="808080" w:themeColor="background1" w:themeShade="80"/>
@@ -301,7 +298,8 @@
           <w:szCs w:val="28"/>
           <w:lang w:val="sr-Latn-RS"/>
         </w:rPr>
-      </w:pPr>
+        <w:t>1.0</w:t>
+      </w:r>
     </w:p>
     <w:p>
       <w:pPr>
@@ -413,6 +411,18 @@
     </w:p>
     <w:p>
       <w:pPr>
+        <w:jc w:val="both"/>
+        <w:rPr>
+          <w:rFonts w:ascii="Space Grotesk" w:hAnsi="Space Grotesk"/>
+          <w:color w:val="808080" w:themeColor="background1" w:themeShade="80"/>
+          <w:sz w:val="28"/>
+          <w:szCs w:val="28"/>
+          <w:lang w:val="sr-Latn-RS"/>
+        </w:rPr>
+      </w:pPr>
+    </w:p>
+    <w:p>
+      <w:pPr>
         <w:jc w:val="right"/>
         <w:rPr>
           <w:rFonts w:ascii="Space Grotesk" w:hAnsi="Space Grotesk"/>
@@ -452,6 +462,12 @@
     <w:bookmarkStart w:id="1" w:name="_Toc226800229" w:displacedByCustomXml="next"/>
     <w:sdt>
       <w:sdtPr>
+        <w:rPr>
+          <w:rFonts w:asciiTheme="minorHAnsi" w:hAnsiTheme="minorHAnsi"/>
+          <w:color w:val="auto"/>
+          <w:sz w:val="24"/>
+          <w:lang w:val="en-GB"/>
+        </w:rPr>
         <w:id w:val="448365515"/>
         <w:docPartObj>
           <w:docPartGallery w:val="Table of Contents"/>
@@ -460,12 +476,8 @@
       </w:sdtPr>
       <w:sdtEndPr>
         <w:rPr>
-          <w:rFonts w:asciiTheme="minorHAnsi" w:hAnsiTheme="minorHAnsi"/>
           <w:b/>
           <w:bCs/>
-          <w:color w:val="auto"/>
-          <w:sz w:val="24"/>
-          <w:lang w:val="en-GB"/>
         </w:rPr>
       </w:sdtEndPr>
       <w:sdtContent>
@@ -947,21 +959,7 @@
                 <w:rStyle w:val="Hyperlink"/>
                 <w:noProof/>
               </w:rPr>
-              <w:t>Scenario odjav</w:t>
-            </w:r>
-            <w:r>
-              <w:rPr>
-                <w:rStyle w:val="Hyperlink"/>
-                <w:noProof/>
-              </w:rPr>
-              <w:t>e</w:t>
-            </w:r>
-            <w:r>
-              <w:rPr>
-                <w:rStyle w:val="Hyperlink"/>
-                <w:noProof/>
-              </w:rPr>
-              <w:t xml:space="preserve"> korisnika</w:t>
+              <w:t>Scenario odjave korisnika</w:t>
             </w:r>
             <w:r>
               <w:rPr>
@@ -1117,15 +1115,15 @@
       <w:r>
         <w:br w:type="page"/>
       </w:r>
-      <w:bookmarkStart w:id="2" w:name="_Toc226365912"/>
-      <w:bookmarkStart w:id="3" w:name="_Toc226375089"/>
-      <w:bookmarkStart w:id="4" w:name="_Toc226395089"/>
-      <w:bookmarkStart w:id="5" w:name="_Toc226800230"/>
+      <w:bookmarkStart w:id="2" w:name="_Toc226800230"/>
+      <w:bookmarkStart w:id="3" w:name="_Toc226365912"/>
+      <w:bookmarkStart w:id="4" w:name="_Toc226375089"/>
+      <w:bookmarkStart w:id="5" w:name="_Toc226395089"/>
       <w:r>
         <w:lastRenderedPageBreak/>
         <w:t>Uvod</w:t>
       </w:r>
-      <w:bookmarkEnd w:id="5"/>
+      <w:bookmarkEnd w:id="2"/>
     </w:p>
     <w:p>
       <w:pPr>
@@ -2354,10 +2352,7 @@
         <w:t>Uspešna registracija</w:t>
       </w:r>
       <w:r>
-        <w:t xml:space="preserve"> </w:t>
-      </w:r>
-      <w:r>
-        <w:t>Organizacije</w:t>
+        <w:t xml:space="preserve"> Organizacije</w:t>
       </w:r>
       <w:r>
         <w:t xml:space="preserve"> putem forme</w:t>
@@ -2401,13 +2396,7 @@
         <w:rPr>
           <w:lang w:val="en-GB"/>
         </w:rPr>
-        <w:t xml:space="preserve">’ i bira da se registruje kao </w:t>
-      </w:r>
-      <w:r>
-        <w:rPr>
-          <w:lang w:val="en-GB"/>
-        </w:rPr>
-        <w:t>Organizacija</w:t>
+        <w:t>’ i bira da se registruje kao Organizacija</w:t>
       </w:r>
       <w:r>
         <w:rPr>
@@ -2491,13 +2480,7 @@
         <w:rPr>
           <w:lang w:val="en-GB"/>
         </w:rPr>
-        <w:t>‘</w:t>
-      </w:r>
-      <w:r>
-        <w:rPr>
-          <w:lang w:val="en-GB"/>
-        </w:rPr>
-        <w:t>Podnesi zahtev</w:t>
+        <w:t>‘Podnesi zahtev</w:t>
       </w:r>
       <w:r>
         <w:rPr>
@@ -2702,10 +2685,7 @@
         </w:numPr>
       </w:pPr>
       <w:r>
-        <w:t>Si</w:t>
-      </w:r>
-      <w:r>
-        <w:t>stem kreira zahtev za registraciju organizacije.</w:t>
+        <w:t>Sistem kreira zahtev za registraciju organizacije.</w:t>
       </w:r>
     </w:p>
     <w:p>
@@ -2878,194 +2858,14 @@
     <w:p>
       <w:pPr>
         <w:pStyle w:val="PSISubtitle"/>
-        <w:numPr>
-          <w:ilvl w:val="2"/>
-          <w:numId w:val="10"/>
-        </w:numPr>
-      </w:pPr>
-      <w:r>
-        <w:t xml:space="preserve"> </w:t>
-      </w:r>
-      <w:bookmarkStart w:id="46" w:name="_Toc226800127"/>
-      <w:bookmarkStart w:id="47" w:name="_Toc226800252"/>
-      <w:r>
-        <w:t>Administrator odobrava zahtev za registraciju Organizacije</w:t>
+      </w:pPr>
+      <w:bookmarkStart w:id="46" w:name="_Toc226800129"/>
+      <w:bookmarkStart w:id="47" w:name="_Toc226800254"/>
+      <w:r>
+        <w:t>Posebni zahtevi</w:t>
       </w:r>
       <w:bookmarkEnd w:id="46"/>
       <w:bookmarkEnd w:id="47"/>
-    </w:p>
-    <w:p>
-      <w:pPr>
-        <w:pStyle w:val="PSItext"/>
-        <w:numPr>
-          <w:ilvl w:val="0"/>
-          <w:numId w:val="37"/>
-        </w:numPr>
-      </w:pPr>
-      <w:r>
-        <w:t xml:space="preserve">Administrator </w:t>
-      </w:r>
-      <w:r>
-        <w:t>pregled</w:t>
-      </w:r>
-      <w:r>
-        <w:rPr>
-          <w:rFonts w:ascii="Cambria" w:hAnsi="Cambria" w:cs="Cambria"/>
-        </w:rPr>
-        <w:t>а</w:t>
-      </w:r>
-      <w:r>
-        <w:t xml:space="preserve"> podneti zahtev u administratorskom panelu</w:t>
-      </w:r>
-      <w:r>
-        <w:t>.</w:t>
-      </w:r>
-    </w:p>
-    <w:p>
-      <w:pPr>
-        <w:pStyle w:val="PSItext"/>
-        <w:numPr>
-          <w:ilvl w:val="0"/>
-          <w:numId w:val="37"/>
-        </w:numPr>
-      </w:pPr>
-      <w:r>
-        <w:t>Administrator odabira akciju 'Odobri zahtev'.</w:t>
-      </w:r>
-    </w:p>
-    <w:p>
-      <w:pPr>
-        <w:pStyle w:val="PSItext"/>
-        <w:numPr>
-          <w:ilvl w:val="0"/>
-          <w:numId w:val="38"/>
-        </w:numPr>
-      </w:pPr>
-      <w:r>
-        <w:t xml:space="preserve">Sistem briše zahtev, </w:t>
-      </w:r>
-      <w:r>
-        <w:t xml:space="preserve">kreira nalog, upisuje podatke u bazu </w:t>
-      </w:r>
-      <w:r>
-        <w:t>i šalje pozitivno email obaveštenje korisniku.</w:t>
-      </w:r>
-    </w:p>
-    <w:p>
-      <w:pPr>
-        <w:pStyle w:val="PSISubtitle"/>
-        <w:numPr>
-          <w:ilvl w:val="2"/>
-          <w:numId w:val="10"/>
-        </w:numPr>
-      </w:pPr>
-      <w:r>
-        <w:lastRenderedPageBreak/>
-        <w:t xml:space="preserve"> </w:t>
-      </w:r>
-      <w:bookmarkStart w:id="48" w:name="_Toc226800128"/>
-      <w:bookmarkStart w:id="49" w:name="_Toc226800253"/>
-      <w:r>
-        <w:t xml:space="preserve">Administrator </w:t>
-      </w:r>
-      <w:r>
-        <w:t>odbija</w:t>
-      </w:r>
-      <w:r>
-        <w:t xml:space="preserve"> zahtev za registraciju </w:t>
-      </w:r>
-      <w:r>
-        <w:t>O</w:t>
-      </w:r>
-      <w:r>
-        <w:t>rganizacij</w:t>
-      </w:r>
-      <w:r>
-        <w:t>e</w:t>
-      </w:r>
-      <w:bookmarkEnd w:id="48"/>
-      <w:bookmarkEnd w:id="49"/>
-    </w:p>
-    <w:p>
-      <w:pPr>
-        <w:pStyle w:val="PSItext"/>
-        <w:numPr>
-          <w:ilvl w:val="0"/>
-          <w:numId w:val="39"/>
-        </w:numPr>
-      </w:pPr>
-      <w:r>
-        <w:t xml:space="preserve">Administrator </w:t>
-      </w:r>
-      <w:r>
-        <w:t>pregled</w:t>
-      </w:r>
-      <w:r>
-        <w:rPr>
-          <w:rFonts w:ascii="Cambria" w:hAnsi="Cambria" w:cs="Cambria"/>
-        </w:rPr>
-        <w:t>а</w:t>
-      </w:r>
-      <w:r>
-        <w:t xml:space="preserve"> podneti zahtev u administratorskom panelu</w:t>
-      </w:r>
-      <w:r>
-        <w:t>.</w:t>
-      </w:r>
-    </w:p>
-    <w:p>
-      <w:pPr>
-        <w:pStyle w:val="PSItext"/>
-        <w:numPr>
-          <w:ilvl w:val="0"/>
-          <w:numId w:val="39"/>
-        </w:numPr>
-      </w:pPr>
-      <w:r>
-        <w:t>Administrator odabira akciju 'O</w:t>
-      </w:r>
-      <w:r>
-        <w:t>dbij</w:t>
-      </w:r>
-      <w:r>
-        <w:t xml:space="preserve"> zahtev'.</w:t>
-      </w:r>
-    </w:p>
-    <w:p>
-      <w:pPr>
-        <w:pStyle w:val="PSItext"/>
-        <w:numPr>
-          <w:ilvl w:val="0"/>
-          <w:numId w:val="40"/>
-        </w:numPr>
-      </w:pPr>
-      <w:r>
-        <w:t>Sistem briše zahtev</w:t>
-      </w:r>
-      <w:r>
-        <w:t xml:space="preserve"> </w:t>
-      </w:r>
-      <w:r>
-        <w:t xml:space="preserve">i šalje </w:t>
-      </w:r>
-      <w:r>
-        <w:t xml:space="preserve">negativno </w:t>
-      </w:r>
-      <w:r>
-        <w:t>email obaveštenje korisniku.</w:t>
-      </w:r>
-    </w:p>
-    <w:p>
-      <w:pPr>
-        <w:pStyle w:val="PSISubtitle"/>
-      </w:pPr>
-      <w:bookmarkStart w:id="50" w:name="_Toc226800129"/>
-      <w:bookmarkStart w:id="51" w:name="_Toc226800254"/>
-      <w:r>
-        <w:t>Posebni zahtevi</w:t>
-      </w:r>
-      <w:bookmarkEnd w:id="50"/>
-      <w:bookmarkEnd w:id="51"/>
     </w:p>
     <w:p>
       <w:pPr>
@@ -3119,98 +2919,99 @@
       <w:pPr>
         <w:pStyle w:val="PSISubtitle"/>
       </w:pPr>
-      <w:bookmarkStart w:id="52" w:name="_Toc226800130"/>
-      <w:bookmarkStart w:id="53" w:name="_Toc226800255"/>
+      <w:bookmarkStart w:id="48" w:name="_Toc226800130"/>
+      <w:bookmarkStart w:id="49" w:name="_Toc226800255"/>
       <w:r>
         <w:t>Preduslovi</w:t>
       </w:r>
+      <w:bookmarkEnd w:id="48"/>
+      <w:bookmarkEnd w:id="49"/>
+    </w:p>
+    <w:p>
+      <w:pPr>
+        <w:pStyle w:val="PSItext"/>
+      </w:pPr>
+      <w:r>
+        <w:lastRenderedPageBreak/>
+        <w:t xml:space="preserve">Korisnik nije već prijavljen na sistem. </w:t>
+      </w:r>
+    </w:p>
+    <w:p>
+      <w:pPr>
+        <w:pStyle w:val="PSISubtitle"/>
+      </w:pPr>
+      <w:bookmarkStart w:id="50" w:name="_Toc226800131"/>
+      <w:bookmarkStart w:id="51" w:name="_Toc226800256"/>
+      <w:r>
+        <w:t>Posledice</w:t>
+      </w:r>
+      <w:bookmarkEnd w:id="50"/>
+      <w:bookmarkEnd w:id="51"/>
+    </w:p>
+    <w:p>
+      <w:pPr>
+        <w:pStyle w:val="PSItext"/>
+      </w:pPr>
+      <w:r>
+        <w:t xml:space="preserve">Nakon uspešne registracije podaci novog korisnika se čuvaju u bazi podataka. Korisnik dobija ulogu </w:t>
+      </w:r>
+      <w:r>
+        <w:t>Organizacije</w:t>
+      </w:r>
+      <w:r>
+        <w:t xml:space="preserve"> i stiče pristup članskim funkcionalnostima platforme.</w:t>
+      </w:r>
+    </w:p>
+    <w:p>
+      <w:pPr>
+        <w:pStyle w:val="PSITitle"/>
+      </w:pPr>
+      <w:r>
+        <w:t xml:space="preserve"> </w:t>
+      </w:r>
+      <w:bookmarkStart w:id="52" w:name="_Toc226800257"/>
+      <w:r>
+        <w:t>Scenario autenti</w:t>
+      </w:r>
+      <w:r>
+        <w:t>f</w:t>
+      </w:r>
+      <w:r>
+        <w:t>ikacije korisnika (prijava)</w:t>
+      </w:r>
       <w:bookmarkEnd w:id="52"/>
+    </w:p>
+    <w:p>
+      <w:pPr>
+        <w:pStyle w:val="PSISubtitle"/>
+      </w:pPr>
+      <w:bookmarkStart w:id="53" w:name="_Toc226800133"/>
+      <w:bookmarkStart w:id="54" w:name="_Toc226800258"/>
+      <w:r>
+        <w:t>Kratak opis</w:t>
+      </w:r>
       <w:bookmarkEnd w:id="53"/>
+      <w:bookmarkEnd w:id="54"/>
     </w:p>
     <w:p>
       <w:pPr>
         <w:pStyle w:val="PSItext"/>
       </w:pPr>
       <w:r>
-        <w:t xml:space="preserve">Korisnik nije već prijavljen na sistem. </w:t>
+        <w:t>Registrovani korisnik unosi svoje kredencijale (email adresa i lozinka) ili se prijavljuje putem OAuth 2.0 provajdera kako bi dobio pristup zaštićenim funkcionalnostima platforme. Sistem verifikuje identitet korisnika i uspostavlja autentifikovanu sesiju.</w:t>
       </w:r>
     </w:p>
     <w:p>
       <w:pPr>
         <w:pStyle w:val="PSISubtitle"/>
       </w:pPr>
-      <w:bookmarkStart w:id="54" w:name="_Toc226800131"/>
-      <w:bookmarkStart w:id="55" w:name="_Toc226800256"/>
-      <w:r>
-        <w:t>Posledice</w:t>
-      </w:r>
-      <w:bookmarkEnd w:id="54"/>
+      <w:bookmarkStart w:id="55" w:name="_Toc226800134"/>
+      <w:bookmarkStart w:id="56" w:name="_Toc226800259"/>
+      <w:r>
+        <w:t>Tok događaja</w:t>
+      </w:r>
       <w:bookmarkEnd w:id="55"/>
-    </w:p>
-    <w:p>
-      <w:pPr>
-        <w:pStyle w:val="PSItext"/>
-      </w:pPr>
-      <w:r>
-        <w:t xml:space="preserve">Nakon uspešne registracije podaci novog korisnika se čuvaju u bazi podataka. Korisnik dobija ulogu </w:t>
-      </w:r>
-      <w:r>
-        <w:t>Organizacije</w:t>
-      </w:r>
-      <w:r>
-        <w:t xml:space="preserve"> i stiče pristup članskim funkcionalnostima platforme.</w:t>
-      </w:r>
-    </w:p>
-    <w:p>
-      <w:pPr>
-        <w:pStyle w:val="PSITitle"/>
-      </w:pPr>
-      <w:r>
-        <w:t xml:space="preserve"> </w:t>
-      </w:r>
-      <w:bookmarkStart w:id="56" w:name="_Toc226800257"/>
-      <w:r>
-        <w:t>Scenario autenti</w:t>
-      </w:r>
-      <w:r>
-        <w:t>f</w:t>
-      </w:r>
-      <w:r>
-        <w:t>ikacije korisnika (prijava)</w:t>
-      </w:r>
       <w:bookmarkEnd w:id="56"/>
-    </w:p>
-    <w:p>
-      <w:pPr>
-        <w:pStyle w:val="PSISubtitle"/>
-      </w:pPr>
-      <w:bookmarkStart w:id="57" w:name="_Toc226800133"/>
-      <w:bookmarkStart w:id="58" w:name="_Toc226800258"/>
-      <w:r>
-        <w:t>Kratak opis</w:t>
-      </w:r>
-      <w:bookmarkEnd w:id="57"/>
-      <w:bookmarkEnd w:id="58"/>
-    </w:p>
-    <w:p>
-      <w:pPr>
-        <w:pStyle w:val="PSItext"/>
-      </w:pPr>
-      <w:r>
-        <w:t>Registrovani korisnik unosi svoje kredencijale (email adresa i lozinka) ili se prijavljuje putem OAuth 2.0 provajdera kako bi dobio pristup zaštićenim funkcionalnostima platforme. Sistem verifikuje identitet korisnika i uspostavlja autentifikovanu sesiju.</w:t>
-      </w:r>
-    </w:p>
-    <w:p>
-      <w:pPr>
-        <w:pStyle w:val="PSISubtitle"/>
-      </w:pPr>
-      <w:bookmarkStart w:id="59" w:name="_Toc226800134"/>
-      <w:bookmarkStart w:id="60" w:name="_Toc226800259"/>
-      <w:r>
-        <w:t>Tok događaja</w:t>
-      </w:r>
-      <w:bookmarkEnd w:id="59"/>
-      <w:bookmarkEnd w:id="60"/>
     </w:p>
     <w:p>
       <w:pPr>
@@ -3220,13 +3021,13 @@
           <w:numId w:val="10"/>
         </w:numPr>
       </w:pPr>
-      <w:bookmarkStart w:id="61" w:name="_Toc226800135"/>
-      <w:bookmarkStart w:id="62" w:name="_Toc226800260"/>
+      <w:bookmarkStart w:id="57" w:name="_Toc226800135"/>
+      <w:bookmarkStart w:id="58" w:name="_Toc226800260"/>
       <w:r>
         <w:t>Korisnik se uspešno prijavljuje putem email adrese i lozinke</w:t>
       </w:r>
-      <w:bookmarkEnd w:id="61"/>
-      <w:bookmarkEnd w:id="62"/>
+      <w:bookmarkEnd w:id="57"/>
+      <w:bookmarkEnd w:id="58"/>
     </w:p>
     <w:p>
       <w:pPr>
@@ -3306,26 +3107,7 @@
         <w:ind w:hanging="357"/>
       </w:pPr>
       <w:r>
-        <w:lastRenderedPageBreak/>
-        <w:t>Korisnik je preusme</w:t>
-      </w:r>
-      <w:r>
-        <w:t>ren</w:t>
-      </w:r>
-      <w:r>
-        <w:t xml:space="preserve"> na po</w:t>
-      </w:r>
-      <w:r>
-        <w:t>č</w:t>
-      </w:r>
-      <w:r>
-        <w:t xml:space="preserve">etni ekran platforme sa svojom </w:t>
-      </w:r>
-      <w:r>
-        <w:t xml:space="preserve">ulogom </w:t>
-      </w:r>
-      <w:r>
-        <w:t>(</w:t>
+        <w:t>Korisnik je preusmeren na početni ekran platforme sa svojom ulogom (</w:t>
       </w:r>
       <w:r>
         <w:rPr>
@@ -3348,16 +3130,13 @@
       <w:r>
         <w:t xml:space="preserve"> </w:t>
       </w:r>
-      <w:bookmarkStart w:id="63" w:name="_Toc226800136"/>
-      <w:bookmarkStart w:id="64" w:name="_Toc226800261"/>
-      <w:r>
-        <w:t xml:space="preserve">Korisnik se uspešno prijavljuje putem </w:t>
-      </w:r>
-      <w:r>
-        <w:t>OAuth 2.0 provajdera</w:t>
-      </w:r>
-      <w:bookmarkEnd w:id="63"/>
-      <w:bookmarkEnd w:id="64"/>
+      <w:bookmarkStart w:id="59" w:name="_Toc226800136"/>
+      <w:bookmarkStart w:id="60" w:name="_Toc226800261"/>
+      <w:r>
+        <w:t>Korisnik se uspešno prijavljuje putem OAuth 2.0 provajdera</w:t>
+      </w:r>
+      <w:bookmarkEnd w:id="59"/>
+      <w:bookmarkEnd w:id="60"/>
     </w:p>
     <w:p>
       <w:pPr>
@@ -3386,13 +3165,7 @@
         </w:numPr>
       </w:pPr>
       <w:r>
-        <w:t xml:space="preserve">Gost bira opciju ’Nastavi sa Google’, ’Nastavi sa GitHub’ ili ’Nastavi sa LinkedIn’ na formi </w:t>
-      </w:r>
-      <w:r>
-        <w:t>za prijavu</w:t>
-      </w:r>
-      <w:r>
-        <w:t>.</w:t>
+        <w:t>Gost bira opciju ’Nastavi sa Google’, ’Nastavi sa GitHub’ ili ’Nastavi sa LinkedIn’ na formi za prijavu.</w:t>
       </w:r>
     </w:p>
     <w:p>
@@ -3456,6 +3229,7 @@
         </w:numPr>
       </w:pPr>
       <w:r>
+        <w:lastRenderedPageBreak/>
         <w:t>Korisnik je preusmeren na početni ekran platforme sa svojom ulogom (</w:t>
       </w:r>
       <w:r>
@@ -3479,13 +3253,13 @@
       <w:r>
         <w:t xml:space="preserve"> </w:t>
       </w:r>
-      <w:bookmarkStart w:id="65" w:name="_Toc226800137"/>
-      <w:bookmarkStart w:id="66" w:name="_Toc226800262"/>
+      <w:bookmarkStart w:id="61" w:name="_Toc226800137"/>
+      <w:bookmarkStart w:id="62" w:name="_Toc226800262"/>
       <w:r>
         <w:t>Korisnik unosi nepravilne kredincijale tokom prijave</w:t>
       </w:r>
-      <w:bookmarkEnd w:id="65"/>
-      <w:bookmarkEnd w:id="66"/>
+      <w:bookmarkEnd w:id="61"/>
+      <w:bookmarkEnd w:id="62"/>
     </w:p>
     <w:p>
       <w:pPr>
@@ -3496,16 +3270,7 @@
         </w:numPr>
       </w:pPr>
       <w:r>
-        <w:t xml:space="preserve">-  4.  </w:t>
-      </w:r>
-      <w:r>
-        <w:t xml:space="preserve">iste kao u scenariju </w:t>
-      </w:r>
-      <w:r>
-        <w:t>4</w:t>
-      </w:r>
-      <w:r>
-        <w:t>.2. 1.</w:t>
+        <w:t>-  4.  iste kao u scenariju 4.2. 1.</w:t>
       </w:r>
     </w:p>
     <w:p>
@@ -3524,13 +3289,13 @@
       <w:pPr>
         <w:pStyle w:val="PSISubtitle"/>
       </w:pPr>
-      <w:bookmarkStart w:id="67" w:name="_Toc226800138"/>
-      <w:bookmarkStart w:id="68" w:name="_Toc226800263"/>
+      <w:bookmarkStart w:id="63" w:name="_Toc226800138"/>
+      <w:bookmarkStart w:id="64" w:name="_Toc226800263"/>
       <w:r>
         <w:t>Posebni zahtevi</w:t>
       </w:r>
-      <w:bookmarkEnd w:id="67"/>
-      <w:bookmarkEnd w:id="68"/>
+      <w:bookmarkEnd w:id="63"/>
+      <w:bookmarkEnd w:id="64"/>
     </w:p>
     <w:p>
       <w:pPr>
@@ -3576,13 +3341,13 @@
       <w:pPr>
         <w:pStyle w:val="PSISubtitle"/>
       </w:pPr>
-      <w:bookmarkStart w:id="69" w:name="_Toc226800139"/>
-      <w:bookmarkStart w:id="70" w:name="_Toc226800264"/>
+      <w:bookmarkStart w:id="65" w:name="_Toc226800139"/>
+      <w:bookmarkStart w:id="66" w:name="_Toc226800264"/>
       <w:r>
         <w:t>Preduslovi</w:t>
       </w:r>
-      <w:bookmarkEnd w:id="69"/>
-      <w:bookmarkEnd w:id="70"/>
+      <w:bookmarkEnd w:id="65"/>
+      <w:bookmarkEnd w:id="66"/>
     </w:p>
     <w:p>
       <w:pPr>
@@ -3606,87 +3371,66 @@
       <w:pPr>
         <w:pStyle w:val="PSISubtitle"/>
       </w:pPr>
-      <w:bookmarkStart w:id="71" w:name="_Toc226800140"/>
-      <w:bookmarkStart w:id="72" w:name="_Toc226800265"/>
+      <w:bookmarkStart w:id="67" w:name="_Toc226800140"/>
+      <w:bookmarkStart w:id="68" w:name="_Toc226800265"/>
       <w:r>
         <w:t>Posledice</w:t>
       </w:r>
+      <w:bookmarkEnd w:id="67"/>
+      <w:bookmarkEnd w:id="68"/>
+    </w:p>
+    <w:p>
+      <w:pPr>
+        <w:pStyle w:val="PSItext"/>
+      </w:pPr>
+      <w:r>
+        <w:t>U slučaju uspešne prijave: uspostavlja se autentifikovana sesija, beleži se datum i vreme poslednje prijave, korisnik dobija pristup funkcionalnostima odgovarajućim za svoju ulogu.</w:t>
+      </w:r>
+    </w:p>
+    <w:p>
+      <w:pPr>
+        <w:pStyle w:val="PSITitle"/>
+      </w:pPr>
+      <w:r>
+        <w:t xml:space="preserve"> </w:t>
+      </w:r>
+      <w:bookmarkStart w:id="69" w:name="_Toc226800266"/>
+      <w:r>
+        <w:t>Scenario odjave korisnika</w:t>
+      </w:r>
+      <w:bookmarkEnd w:id="69"/>
+    </w:p>
+    <w:p>
+      <w:pPr>
+        <w:pStyle w:val="PSISubtitle"/>
+      </w:pPr>
+      <w:bookmarkStart w:id="70" w:name="_Toc226800142"/>
+      <w:bookmarkStart w:id="71" w:name="_Toc226800267"/>
+      <w:r>
+        <w:t>Kratak opis</w:t>
+      </w:r>
+      <w:bookmarkEnd w:id="70"/>
       <w:bookmarkEnd w:id="71"/>
+    </w:p>
+    <w:p>
+      <w:pPr>
+        <w:pStyle w:val="PSItext"/>
+      </w:pPr>
+      <w:r>
+        <w:t>Prijavljeni korisnik eksplicitno završava svoju sesiju odabirom opcije za odjavu. Sistem poništava aktivnu sesiju i onemogućava dalji pristup zaštićenim resursima bez ponovne prijave.</w:t>
+      </w:r>
+    </w:p>
+    <w:p>
+      <w:pPr>
+        <w:pStyle w:val="PSISubtitle"/>
+      </w:pPr>
+      <w:bookmarkStart w:id="72" w:name="_Toc226800143"/>
+      <w:bookmarkStart w:id="73" w:name="_Toc226800268"/>
+      <w:r>
+        <w:t>Tok događaja</w:t>
+      </w:r>
       <w:bookmarkEnd w:id="72"/>
-    </w:p>
-    <w:p>
-      <w:pPr>
-        <w:pStyle w:val="PSItext"/>
-      </w:pPr>
-      <w:r>
-        <w:t>U slučaju uspešne prijave: uspostavlja se autentifikovana sesija, beleži se datum i vreme poslednje prijave, korisnik dobija pristup funkcionalnostima odgovarajućim za svoju ulogu.</w:t>
-      </w:r>
-    </w:p>
-    <w:p>
-      <w:pPr>
-        <w:pStyle w:val="PSItext"/>
-      </w:pPr>
-    </w:p>
-    <w:p>
-      <w:pPr>
-        <w:pStyle w:val="PSItext"/>
-      </w:pPr>
-    </w:p>
-    <w:p>
-      <w:pPr>
-        <w:pStyle w:val="PSItext"/>
-      </w:pPr>
-    </w:p>
-    <w:p>
-      <w:pPr>
-        <w:pStyle w:val="PSItext"/>
-      </w:pPr>
-    </w:p>
-    <w:p>
-      <w:pPr>
-        <w:pStyle w:val="PSITitle"/>
-      </w:pPr>
-      <w:r>
-        <w:lastRenderedPageBreak/>
-        <w:t xml:space="preserve"> </w:t>
-      </w:r>
-      <w:bookmarkStart w:id="73" w:name="_Toc226800266"/>
-      <w:r>
-        <w:t>Scenario odjave korisnika</w:t>
-      </w:r>
       <w:bookmarkEnd w:id="73"/>
-    </w:p>
-    <w:p>
-      <w:pPr>
-        <w:pStyle w:val="PSISubtitle"/>
-      </w:pPr>
-      <w:bookmarkStart w:id="74" w:name="_Toc226800142"/>
-      <w:bookmarkStart w:id="75" w:name="_Toc226800267"/>
-      <w:r>
-        <w:t>Kratak opis</w:t>
-      </w:r>
-      <w:bookmarkEnd w:id="74"/>
-      <w:bookmarkEnd w:id="75"/>
-    </w:p>
-    <w:p>
-      <w:pPr>
-        <w:pStyle w:val="PSItext"/>
-      </w:pPr>
-      <w:r>
-        <w:t>Prijavljeni korisnik eksplicitno završava svoju sesiju odabirom opcije za odjavu. Sistem poništava aktivnu sesiju i onemogućava dalji pristup zaštićenim resursima bez ponovne prijave.</w:t>
-      </w:r>
-    </w:p>
-    <w:p>
-      <w:pPr>
-        <w:pStyle w:val="PSISubtitle"/>
-      </w:pPr>
-      <w:bookmarkStart w:id="76" w:name="_Toc226800143"/>
-      <w:bookmarkStart w:id="77" w:name="_Toc226800268"/>
-      <w:r>
-        <w:t>Tok događaja</w:t>
-      </w:r>
-      <w:bookmarkEnd w:id="76"/>
-      <w:bookmarkEnd w:id="77"/>
     </w:p>
     <w:p>
       <w:pPr>
@@ -3696,13 +3440,13 @@
           <w:numId w:val="10"/>
         </w:numPr>
       </w:pPr>
-      <w:bookmarkStart w:id="78" w:name="_Toc226800144"/>
-      <w:bookmarkStart w:id="79" w:name="_Toc226800269"/>
+      <w:bookmarkStart w:id="74" w:name="_Toc226800144"/>
+      <w:bookmarkStart w:id="75" w:name="_Toc226800269"/>
       <w:r>
         <w:t>Korisnik se uspešno odjavljuje</w:t>
       </w:r>
-      <w:bookmarkEnd w:id="78"/>
-      <w:bookmarkEnd w:id="79"/>
+      <w:bookmarkEnd w:id="74"/>
+      <w:bookmarkEnd w:id="75"/>
     </w:p>
     <w:p>
       <w:pPr>
@@ -3752,13 +3496,13 @@
       <w:pPr>
         <w:pStyle w:val="PSISubtitle"/>
       </w:pPr>
-      <w:bookmarkStart w:id="80" w:name="_Toc226800145"/>
-      <w:bookmarkStart w:id="81" w:name="_Toc226800270"/>
+      <w:bookmarkStart w:id="76" w:name="_Toc226800145"/>
+      <w:bookmarkStart w:id="77" w:name="_Toc226800270"/>
       <w:r>
         <w:t>Posebni zahtevi</w:t>
       </w:r>
-      <w:bookmarkEnd w:id="80"/>
-      <w:bookmarkEnd w:id="81"/>
+      <w:bookmarkEnd w:id="76"/>
+      <w:bookmarkEnd w:id="77"/>
     </w:p>
     <w:p>
       <w:pPr>
@@ -3784,13 +3528,13 @@
       <w:pPr>
         <w:pStyle w:val="PSISubtitle"/>
       </w:pPr>
-      <w:bookmarkStart w:id="82" w:name="_Toc226800146"/>
-      <w:bookmarkStart w:id="83" w:name="_Toc226800271"/>
+      <w:bookmarkStart w:id="78" w:name="_Toc226800146"/>
+      <w:bookmarkStart w:id="79" w:name="_Toc226800271"/>
       <w:r>
         <w:t>Preduslovi</w:t>
       </w:r>
-      <w:bookmarkEnd w:id="82"/>
-      <w:bookmarkEnd w:id="83"/>
+      <w:bookmarkEnd w:id="78"/>
+      <w:bookmarkEnd w:id="79"/>
     </w:p>
     <w:p>
       <w:pPr>
@@ -3804,13 +3548,14 @@
       <w:pPr>
         <w:pStyle w:val="PSISubtitle"/>
       </w:pPr>
-      <w:bookmarkStart w:id="84" w:name="_Toc226800147"/>
-      <w:bookmarkStart w:id="85" w:name="_Toc226800272"/>
-      <w:r>
+      <w:bookmarkStart w:id="80" w:name="_Toc226800147"/>
+      <w:bookmarkStart w:id="81" w:name="_Toc226800272"/>
+      <w:r>
+        <w:lastRenderedPageBreak/>
         <w:t>Posledice</w:t>
       </w:r>
-      <w:bookmarkEnd w:id="84"/>
-      <w:bookmarkEnd w:id="85"/>
+      <w:bookmarkEnd w:id="80"/>
+      <w:bookmarkEnd w:id="81"/>
     </w:p>
     <w:p>
       <w:pPr>
@@ -3837,14 +3582,14 @@
         </w:numPr>
         <w:jc w:val="both"/>
       </w:pPr>
-      <w:bookmarkStart w:id="86" w:name="_Toc226800273"/>
+      <w:bookmarkStart w:id="82" w:name="_Toc226800273"/>
       <w:r>
         <w:t>Verzije dokumenta</w:t>
       </w:r>
-      <w:bookmarkEnd w:id="2"/>
       <w:bookmarkEnd w:id="3"/>
       <w:bookmarkEnd w:id="4"/>
-      <w:bookmarkEnd w:id="86"/>
+      <w:bookmarkEnd w:id="5"/>
+      <w:bookmarkEnd w:id="82"/>
     </w:p>
     <w:tbl>
       <w:tblPr>
@@ -10035,6 +9780,7 @@
   <w:style w:type="character" w:default="1" w:styleId="DefaultParagraphFont">
     <w:name w:val="Default Paragraph Font"/>
     <w:uiPriority w:val="1"/>
+    <w:semiHidden/>
     <w:unhideWhenUsed/>
   </w:style>
   <w:style w:type="table" w:default="1" w:styleId="TableNormal">
